--- a/applications/Humanoid_Prototype_Engineer/Arunabha_Majumder_CV_Humanoid_Prototype.docx
+++ b/applications/Humanoid_Prototype_Engineer/Arunabha_Majumder_CV_Humanoid_Prototype.docx
@@ -259,7 +259,7 @@
         <w:spacing w:after="40"/>
       </w:pPr>
       <w:r>
-        <w:t>Made pneumatic artificial muscles by hand from raw materials and built the test bench around them (valves, pressure sensors, DAQ), then used it to tune a controller that brought position error down to 0.3-0.78%.</w:t>
+        <w:t>Fabricated and assembled pneumatic artificial muscles to an existing lab design, tested them on the lab's setup (valves, pressure sensors, DAQ), and used the results to tune my controller, which brought position error down to 0.3-0.78%.</w:t>
       </w:r>
     </w:p>
     <w:p>

--- a/applications/Humanoid_Prototype_Engineer/Arunabha_Majumder_CV_Humanoid_Prototype.docx
+++ b/applications/Humanoid_Prototype_Engineer/Arunabha_Majumder_CV_Humanoid_Prototype.docx
@@ -259,7 +259,7 @@
         <w:spacing w:after="40"/>
       </w:pPr>
       <w:r>
-        <w:t>Fabricated and assembled pneumatic artificial muscles to an existing lab design, tested them on the lab's setup (valves, pressure sensors, DAQ), and used the results to tune my controller, which brought position error down to 0.3-0.78%.</w:t>
+        <w:t>Fabricated and assembled pneumatic artificial muscles to an existing lab design, tested them on the lab's setup (valves, pressure sensors, DAQ), and used the data with the lab's neural network to set the PID gains, which brought position error down to 0.3-0.78%.</w:t>
       </w:r>
     </w:p>
     <w:p>
